--- a/Docs/SecurityDocs/SD11-HOUSING LOAN AGREEMENT.docx
+++ b/Docs/SecurityDocs/SD11-HOUSING LOAN AGREEMENT.docx
@@ -1,6 +1,6 @@
 
 <file path=word/document.xml><?xml version="1.0" encoding="utf-8"?>
-<w:document xmlns:wpc="http://schemas.microsoft.com/office/word/2010/wordprocessingCanvas" xmlns:cx="http://schemas.microsoft.com/office/drawing/2014/chartex" xmlns:cx1="http://schemas.microsoft.com/office/drawing/2015/9/8/chartex" xmlns:cx2="http://schemas.microsoft.com/office/drawing/2015/10/21/chartex" xmlns:cx3="http://schemas.microsoft.com/office/drawing/2016/5/9/chartex" xmlns:cx4="http://schemas.microsoft.com/office/drawing/2016/5/10/chartex" xmlns:cx5="http://schemas.microsoft.com/office/drawing/2016/5/11/chartex" xmlns:cx6="http://schemas.microsoft.com/office/drawing/2016/5/12/chartex" xmlns:cx7="http://schemas.microsoft.com/office/drawing/2016/5/13/chartex" xmlns:cx8="http://schemas.microsoft.com/office/drawing/2016/5/14/chartex" xmlns:mc="http://schemas.openxmlformats.org/markup-compatibility/2006" xmlns:aink="http://schemas.microsoft.com/office/drawing/2016/ink" xmlns:am3d="http://schemas.microsoft.com/office/drawing/2017/model3d" xmlns:o="urn:schemas-microsoft-com:office:office" xmlns:oel="http://schemas.microsoft.com/office/2019/extlst" xmlns:r="http://schemas.openxmlformats.org/officeDocument/2006/relationships" xmlns:m="http://schemas.openxmlformats.org/officeDocument/2006/math" xmlns:v="urn:schemas-microsoft-com:vml" xmlns:wp14="http://schemas.microsoft.com/office/word/2010/wordprocessingDrawing" xmlns:wp="http://schemas.openxmlformats.org/drawingml/2006/wordprocessingDrawing" xmlns:w10="urn:schemas-microsoft-com:office:word" xmlns:w="http://schemas.openxmlformats.org/wordprocessingml/2006/main" xmlns:w14="http://schemas.microsoft.com/office/word/2010/wordml" xmlns:w15="http://schemas.microsoft.com/office/word/2012/wordml" xmlns:w16cei="http://schemas.microsoft.com/office/word/2026/wordml/cei" xmlns:w16cex="http://schemas.microsoft.com/office/word/2018/wordml/cex" xmlns:w16cid="http://schemas.microsoft.com/office/word/2016/wordml/cid" xmlns:w16="http://schemas.microsoft.com/office/word/2018/wordml" xmlns:w16du="http://schemas.microsoft.com/office/word/2023/wordml/word16du" xmlns:w16sdtdh="http://schemas.microsoft.com/office/word/2020/wordml/sdtdatahash" xmlns:w16sdtfl="http://schemas.microsoft.com/office/word/2024/wordml/sdtformatlock" xmlns:w16se="http://schemas.microsoft.com/office/word/2015/wordml/symex" xmlns:wpg="http://schemas.microsoft.com/office/word/2010/wordprocessingGroup" xmlns:wpi="http://schemas.microsoft.com/office/word/2010/wordprocessingInk" xmlns:wne="http://schemas.microsoft.com/office/word/2006/wordml" xmlns:wps="http://schemas.microsoft.com/office/word/2010/wordprocessingShape" mc:Ignorable="w14 w15 w16se w16cid w16 w16cex w16sdtdh w16sdtfl w16du wp14">
+<w:document xmlns:wpc="http://schemas.microsoft.com/office/word/2010/wordprocessingCanvas" xmlns:cx="http://schemas.microsoft.com/office/drawing/2014/chartex" xmlns:cx1="http://schemas.microsoft.com/office/drawing/2015/9/8/chartex" xmlns:cx2="http://schemas.microsoft.com/office/drawing/2015/10/21/chartex" xmlns:cx3="http://schemas.microsoft.com/office/drawing/2016/5/9/chartex" xmlns:cx4="http://schemas.microsoft.com/office/drawing/2016/5/10/chartex" xmlns:cx5="http://schemas.microsoft.com/office/drawing/2016/5/11/chartex" xmlns:cx6="http://schemas.microsoft.com/office/drawing/2016/5/12/chartex" xmlns:cx7="http://schemas.microsoft.com/office/drawing/2016/5/13/chartex" xmlns:cx8="http://schemas.microsoft.com/office/drawing/2016/5/14/chartex" xmlns:mc="http://schemas.openxmlformats.org/markup-compatibility/2006" xmlns:aink="http://schemas.microsoft.com/office/drawing/2016/ink" xmlns:am3d="http://schemas.microsoft.com/office/drawing/2017/model3d" xmlns:o="urn:schemas-microsoft-com:office:office" xmlns:oel="http://schemas.microsoft.com/office/2019/extlst" xmlns:r="http://schemas.openxmlformats.org/officeDocument/2006/relationships" xmlns:m="http://schemas.openxmlformats.org/officeDocument/2006/math" xmlns:v="urn:schemas-microsoft-com:vml" xmlns:wp14="http://schemas.microsoft.com/office/word/2010/wordprocessingDrawing" xmlns:wp="http://schemas.openxmlformats.org/drawingml/2006/wordprocessingDrawing" xmlns:w10="urn:schemas-microsoft-com:office:word" xmlns:w="http://schemas.openxmlformats.org/wordprocessingml/2006/main" xmlns:w14="http://schemas.microsoft.com/office/word/2010/wordml" xmlns:w15="http://schemas.microsoft.com/office/word/2012/wordml" xmlns:w16cex="http://schemas.microsoft.com/office/word/2018/wordml/cex" xmlns:w16cid="http://schemas.microsoft.com/office/word/2016/wordml/cid" xmlns:w16="http://schemas.microsoft.com/office/word/2018/wordml" xmlns:w16du="http://schemas.microsoft.com/office/word/2023/wordml/word16du" xmlns:w16sdtdh="http://schemas.microsoft.com/office/word/2020/wordml/sdtdatahash" xmlns:w16sdtfl="http://schemas.microsoft.com/office/word/2024/wordml/sdtformatlock" xmlns:w16se="http://schemas.microsoft.com/office/word/2015/wordml/symex" xmlns:wpg="http://schemas.microsoft.com/office/word/2010/wordprocessingGroup" xmlns:wpi="http://schemas.microsoft.com/office/word/2010/wordprocessingInk" xmlns:wne="http://schemas.microsoft.com/office/word/2006/wordml" xmlns:wps="http://schemas.microsoft.com/office/word/2010/wordprocessingShape" mc:Ignorable="w14 w15 w16se w16cid w16 w16cex w16sdtdh w16sdtfl w16du wp14">
   <w:body>
     <w:p>
       <w:pPr>
@@ -123,8 +123,16 @@
           <w:numId w:val="9"/>
         </w:numPr>
         <w:jc w:val="both"/>
-      </w:pPr>
-      <w:r>
+        <w:rPr>
+          <w:b/>
+          <w:bCs/>
+        </w:rPr>
+      </w:pPr>
+      <w:r>
+        <w:rPr>
+          <w:b/>
+          <w:bCs/>
+        </w:rPr>
         <w:t xml:space="preserve">{{BORROWER_NAME}} </w:t>
       </w:r>
     </w:p>
@@ -135,8 +143,16 @@
           <w:numId w:val="9"/>
         </w:numPr>
         <w:jc w:val="both"/>
-      </w:pPr>
-      <w:r>
+        <w:rPr>
+          <w:b/>
+          <w:bCs/>
+        </w:rPr>
+      </w:pPr>
+      <w:r>
+        <w:rPr>
+          <w:b/>
+          <w:bCs/>
+        </w:rPr>
         <w:t xml:space="preserve">{{CO_BORROWER_NAME}} </w:t>
       </w:r>
     </w:p>
@@ -145,7 +161,39 @@
         <w:jc w:val="both"/>
       </w:pPr>
       <w:r>
-        <w:t xml:space="preserve">(hereinafter collectively called "the Borrower" more fully described in Schedule I hereunder, which expression shall include its heirs, administrators, executors, Trustees, members, Survivor(s) and Successors-in-interest as the case may be, unless repugnant to the context thereto) agreeing to grant/having granted loan of Rs. {{LOAN_AMOUNT_FIGURE}} (Rupees {{LOAN_AMOUNT_WORDS}} ) for the following purpose: </w:t>
+        <w:t xml:space="preserve">(hereinafter collectively called "the Borrower" more fully described in Schedule I hereunder, which expression shall include its heirs, administrators, executors, Trustees, members, Survivor(s) and Successors-in-interest as the case may be, unless repugnant to the context thereto) agreeing to grant/having granted loan of Rs. </w:t>
+      </w:r>
+      <w:r>
+        <w:rPr>
+          <w:b/>
+          <w:bCs/>
+        </w:rPr>
+        <w:t>{{LOAN_AMOUNT_FIGURE}}</w:t>
+      </w:r>
+      <w:r>
+        <w:t xml:space="preserve"> (Rupees </w:t>
+      </w:r>
+      <w:r>
+        <w:rPr>
+          <w:b/>
+          <w:bCs/>
+        </w:rPr>
+        <w:t>{{LOAN_AMOUNT_WORDS}</w:t>
+      </w:r>
+      <w:proofErr w:type="gramStart"/>
+      <w:r>
+        <w:rPr>
+          <w:b/>
+          <w:bCs/>
+        </w:rPr>
+        <w:t>}</w:t>
+      </w:r>
+      <w:r>
+        <w:t xml:space="preserve"> )</w:t>
+      </w:r>
+      <w:proofErr w:type="gramEnd"/>
+      <w:r>
+        <w:t xml:space="preserve"> for the following purpose: </w:t>
       </w:r>
     </w:p>
     <w:p>
@@ -154,7 +202,15 @@
         <w:jc w:val="both"/>
       </w:pPr>
       <w:r>
-        <w:t xml:space="preserve">(i) purchase of a house/flat </w:t>
+        <w:t>(</w:t>
+      </w:r>
+      <w:proofErr w:type="spellStart"/>
+      <w:r>
+        <w:t>i</w:t>
+      </w:r>
+      <w:proofErr w:type="spellEnd"/>
+      <w:r>
+        <w:t xml:space="preserve">) purchase of a house/flat </w:t>
       </w:r>
     </w:p>
     <w:p>
@@ -172,7 +228,17 @@
         <w:jc w:val="both"/>
       </w:pPr>
       <w:r>
-        <w:t xml:space="preserve">(iii) Repayment of Loans availed from {{PREVIOUS_AGENCY_BANK_NAME}} (other Agencies/Banks/Non-Banking Financial institutions) for purchase/construction/repairs/addition/extension of house/flat </w:t>
+        <w:t xml:space="preserve">(iii) Repayment of Loans availed from </w:t>
+      </w:r>
+      <w:r>
+        <w:rPr>
+          <w:b/>
+          <w:bCs/>
+        </w:rPr>
+        <w:t>{{PREVIOUS_AGENCY_BANK_NAME}}</w:t>
+      </w:r>
+      <w:r>
+        <w:t xml:space="preserve"> (other Agencies/Banks/Non-Banking Financial institutions) for purchase/construction/repairs/addition/extension of house/flat </w:t>
       </w:r>
     </w:p>
     <w:p>
@@ -190,7 +256,17 @@
         <w:jc w:val="both"/>
       </w:pPr>
       <w:r>
-        <w:t xml:space="preserve">(v) extension of existing house/flat at {{HOUSE_FLAT_ADDRESS}} (Place / address) </w:t>
+        <w:t xml:space="preserve">(v) extension of existing house/flat at </w:t>
+      </w:r>
+      <w:r>
+        <w:rPr>
+          <w:b/>
+          <w:bCs/>
+        </w:rPr>
+        <w:t>{{HOUSE_FLAT_ADDRESS}}</w:t>
+      </w:r>
+      <w:r>
+        <w:t xml:space="preserve"> (Place / address) </w:t>
       </w:r>
     </w:p>
     <w:p>
@@ -206,7 +282,38 @@
         <w:jc w:val="both"/>
       </w:pPr>
       <w:r>
-        <w:t xml:space="preserve">Whereas the Borrower agrees that upon his/their request Bank has sanctioned an advance/limit aggregating to Rs. {{LOAN_AMOUNT_FIGURE}} upon the terms &amp; conditions conveyed to the Borrower by the Bank vide Sanction Letter No {{SANCTION_LETTER_NO}} dated {{SANCTION_DATE}} and those terms &amp; conditions shall be treated as part and parcel of this Agreement </w:t>
+        <w:t xml:space="preserve">Whereas the Borrower agrees that upon his/their request Bank has sanctioned an advance/limit aggregating to Rs. </w:t>
+      </w:r>
+      <w:r>
+        <w:rPr>
+          <w:b/>
+          <w:bCs/>
+        </w:rPr>
+        <w:t>{{LOAN_AMOUNT_FIGURE}}</w:t>
+      </w:r>
+      <w:r>
+        <w:t xml:space="preserve"> upon the terms &amp; conditions conveyed to the Borrower by the Bank vide Sanction Letter No </w:t>
+      </w:r>
+      <w:r>
+        <w:rPr>
+          <w:b/>
+          <w:bCs/>
+        </w:rPr>
+        <w:lastRenderedPageBreak/>
+        <w:t>{{SANCTION_LETTER_NO}}</w:t>
+      </w:r>
+      <w:r>
+        <w:t xml:space="preserve"> dated </w:t>
+      </w:r>
+      <w:r>
+        <w:rPr>
+          <w:b/>
+          <w:bCs/>
+        </w:rPr>
+        <w:t>{{SANCTION_DATE}}</w:t>
+      </w:r>
+      <w:r>
+        <w:t xml:space="preserve"> and those terms &amp; conditions shall be treated as part and parcel of this Agreement </w:t>
       </w:r>
     </w:p>
     <w:p>
@@ -215,8 +322,39 @@
         <w:jc w:val="both"/>
       </w:pPr>
       <w:r>
-        <w:lastRenderedPageBreak/>
-        <w:t xml:space="preserve">IN CONSIDERATION OF the Bank agreeing to grant or having granted the HOUSING Loan of Rs. {{LOAN_AMOUNT_FIGURE}} (Rupees {{LOAN_AMOUNT_WORDS}} ) (hereinafter called the "said loan") at Borrower's request to the Borrower, for such time as the Bank may deem fit, the Borrower do hereby irrevocably and unconditionally agrees and undertake, so as to bind himself/themselves his/their heirs, legal representatives, executors, administrators, successors and assigns, to abide by the following terms and conditions: </w:t>
+        <w:t xml:space="preserve">IN CONSIDERATION OF the Bank agreeing to grant or having granted the HOUSING Loan of Rs. </w:t>
+      </w:r>
+      <w:r>
+        <w:rPr>
+          <w:b/>
+          <w:bCs/>
+        </w:rPr>
+        <w:t>{{LOAN_AMOUNT_FIGURE}}</w:t>
+      </w:r>
+      <w:r>
+        <w:t xml:space="preserve"> (Rupees </w:t>
+      </w:r>
+      <w:r>
+        <w:rPr>
+          <w:b/>
+          <w:bCs/>
+        </w:rPr>
+        <w:t>{{LOAN_AMOUNT_WORDS}</w:t>
+      </w:r>
+      <w:proofErr w:type="gramStart"/>
+      <w:r>
+        <w:rPr>
+          <w:b/>
+          <w:bCs/>
+        </w:rPr>
+        <w:t>}</w:t>
+      </w:r>
+      <w:r>
+        <w:t xml:space="preserve"> )</w:t>
+      </w:r>
+      <w:proofErr w:type="gramEnd"/>
+      <w:r>
+        <w:t xml:space="preserve"> (hereinafter called the "said loan") at Borrower's request to the Borrower, for such time as the Bank may deem fit, the Borrower do hereby irrevocably and unconditionally agrees and undertake, so as to bind himself/themselves his/their heirs, legal representatives, executors, administrators, successors and assigns, to abide by the following terms and conditions: </w:t>
       </w:r>
     </w:p>
     <w:p>
@@ -228,7 +366,13 @@
         <w:jc w:val="both"/>
       </w:pPr>
       <w:r>
-        <w:t xml:space="preserve">The disbursement of the said loan shall be at the Bank's absolute discretion and will be co-related to the actual stage/progress in the construction of the house/flat or additions/extensions to the house/flat and will be made by means of a cheques /pay order/demand draft drawn in favour of the person/s to whom the Borrower may desire to make payment for the purpose of purchase/construction/addition/extension of/to the house/flat such as Vendors, Developers, Construction Contractor/s, suppliers of building materials, other Banks/NBFC's etc. and if deemed fit by the Bank by credit to his/their Savings/current Account with the Bank. The Borrower shall obtain at his/their cost and produce to the satisfaction of the Bank all or any of the documents relating to the house/flat and the land on which the house /flat is constructed/situated (hereinafter called the "subject land") including Agreement for sale, approved sanction plans, No Objection Certificates from the Municipality/local Authorities or any other Statutory Bodies, Building Commencement Certificate, Architect's Certificate, Share Certificates from the Housing Co-operative Society, relevant title deeds of the subject land/house/flat, Certificate from the Advocate/Solicitor approved by the Bank certifying that the Borrower have a clear and marketable title to subject land and/or house/flat purchased/ proposed to be purchased byhim/them. the Borrower further undertake to produce at my cost, photographs showing the progress of the construction work carried out in respect of the house/flat, as also stamped receipts, possession receipts etc. within a reasonable time, as may be necessary for the purposes of the Bank. The Borrower further understand that the Bank may be entitled not to disburse the said loan or part thereof until such certificates or documents have been produced by him/them and unless the Borrower comply with the requirements relating to creation of security. </w:t>
+        <w:t>The disbursement of the said loan shall be at the Bank's absolute discretion and will be co-related to the actual stage/progress in the construction of the house/flat or additions/extensions to the house/flat and will be made by means of a cheques /pay order/demand draft drawn in favour of the person/s to whom the Borrower may desire to make payment for the purpose of purchase/construction/addition/extension of/to the house/flat such as Vendors, Developers, Construction Contractor/s, suppliers of building materials, other Banks/NBFC's etc. and if deemed fit by the Bank by credit to his/their Savings/current Account with the Bank. The Borrower shall obtain at his/their cost and produce to the satisfaction of the Bank all or any of the documents relating to the house/flat and the land on which the house /flat is constructed/situated (hereinafter called the "subject land") including Agreement for sale, approved sanction plans, No Objection Certificates from the Municipality/local Authorities or any other Statutory Bodies, Building Commencement Certificate, Architect's Certificate, Share Certificates from the Housing Co-operative Society, relevant title deeds of the subject land/house/flat, Certificate from the Advocate/Solicitor approved by the Bank certifying that the Borrower have a clear and marketable title to subject land and/or house/flat purchased/ proposed to be purchased by</w:t>
+      </w:r>
+      <w:r>
+        <w:t xml:space="preserve"> </w:t>
+      </w:r>
+      <w:r>
+        <w:t xml:space="preserve">him/them. the Borrower further undertake to produce at my cost, photographs showing the progress of the construction work carried out in respect of the house/flat, as also stamped receipts, possession receipts etc. within a reasonable time, as may be necessary for the purposes of the Bank. The Borrower further understand that the Bank may be entitled not to disburse the said loan or part thereof until such certificates or documents have been produced by him/them and unless the Borrower comply with the requirements relating to creation of security. </w:t>
       </w:r>
     </w:p>
     <w:p>
@@ -240,11 +384,179 @@
         <w:jc w:val="both"/>
       </w:pPr>
       <w:r>
-        <w:t xml:space="preserve">The Borrower shall repay the amount of the loan together with accrued interest thereon, in equated monthly instalments of Rs. {{EMI_AMOUNT_FIGURE}} .(Rs. {{EMI_AMOUNT_WORDS}} ) within a period of {{REPAYMENT_TENURE_MONTHS}} months. If the said loan has been sanctioned to the Borrower for the purchase of ready built up house/flat, the Borrower shall pay the first such monthly installment in the month following the month in which the said loan is disbursed to the Borrower. The subsequent monthly installments shall be paid by the Borrower on </w:t>
+        <w:t xml:space="preserve">The Borrower shall repay the amount of the loan together with accrued interest thereon, in equated monthly instalments of Rs. </w:t>
+      </w:r>
+      <w:r>
+        <w:rPr>
+          <w:b/>
+          <w:bCs/>
+        </w:rPr>
+        <w:t>{{EMI_AMOUNT_FIGURE}</w:t>
+      </w:r>
+      <w:proofErr w:type="gramStart"/>
+      <w:r>
+        <w:rPr>
+          <w:b/>
+          <w:bCs/>
+        </w:rPr>
+        <w:t>}</w:t>
+      </w:r>
+      <w:r>
+        <w:t xml:space="preserve"> .</w:t>
+      </w:r>
+      <w:proofErr w:type="gramEnd"/>
+      <w:r>
+        <w:t xml:space="preserve">(Rs. </w:t>
+      </w:r>
+      <w:r>
+        <w:rPr>
+          <w:b/>
+          <w:bCs/>
+        </w:rPr>
+        <w:t>{{EMI_AMOUNT_WORDS}</w:t>
+      </w:r>
+      <w:proofErr w:type="gramStart"/>
+      <w:r>
+        <w:rPr>
+          <w:b/>
+          <w:bCs/>
+        </w:rPr>
+        <w:t>}</w:t>
+      </w:r>
+      <w:r>
+        <w:t xml:space="preserve"> )</w:t>
+      </w:r>
+      <w:proofErr w:type="gramEnd"/>
+      <w:r>
+        <w:t xml:space="preserve"> within a period of </w:t>
+      </w:r>
+      <w:r>
+        <w:rPr>
+          <w:b/>
+          <w:bCs/>
+        </w:rPr>
+        <w:t>{{REPAYMENT_TENURE_MONTHS}}</w:t>
+      </w:r>
+      <w:r>
+        <w:t xml:space="preserve"> months. If the said loan has been </w:t>
       </w:r>
       <w:r>
         <w:lastRenderedPageBreak/>
-        <w:t xml:space="preserve">or before the fifth day of each subsequent month. If the loan amount has been sanctioned to the Borrower for the construction/addition/extension of/to the house/flat, the Borrower shall pay the first such monthly installment on or before the fifth day of the subsequent month in which the construction of the house/flat has been completed or on the expiry of {{MORATORIUM_PERIOD_MONTHS}} months from the date of disbursement of the first installment whichever is earlier. (hereinafter called "moratorium period"). In case of default of payment/delay in payment of any monthly installment or in compliance of sanction terms &amp; conditions, Bank may levy a penal charges as specified in the sanction letter for each default subject to maximum of 2% p.a. plus applicable taxes from the date of such default till regularising or clearing the account/s in full as the case may be and such amount may be debited to his/their Savings/current Account or the said loan account as the Bank may decide. If there is default in payment of installments for a period of three months or more, the Bank may at its discretion recall the said loan. The Borrower hereby agree to pay the interest accrued on the loan amount disbursed during this moratorium period on quarterly basis. The Borrower further agree that the Bank may as well debit my savings Bank /Current Account for such interest for the moratorium period on quarterly basis and that the Borrower shall provide sufficient funds in his/their account towards payment of such interest. The Bank may also in its sole discretion alter or re-schedule the installments and if deemed fit, stipulate a new repayment schedule, loading within the installment the interest during the moratorium period and/or overdue installments at any stage of the currency of the said loan. TheBorrower further agree that even after payment of all the equated monthly installments as stated above, if any amount is left outstanding in the said loan account by way of principal or interest/charges on account of delayed payment of installments, interest accrued during the moratorium period, any other debits made in the account or any other valid reasons, the Borrower shall pay the said amount in lumpsum and liquidate the said loan account. </w:t>
+        <w:t xml:space="preserve">sanctioned to the Borrower for the purchase of ready </w:t>
+      </w:r>
+      <w:proofErr w:type="gramStart"/>
+      <w:r>
+        <w:t>built up</w:t>
+      </w:r>
+      <w:proofErr w:type="gramEnd"/>
+      <w:r>
+        <w:t xml:space="preserve"> house/flat, the Borrower shall pay the first such monthly </w:t>
+      </w:r>
+      <w:proofErr w:type="spellStart"/>
+      <w:r>
+        <w:t>installment</w:t>
+      </w:r>
+      <w:proofErr w:type="spellEnd"/>
+      <w:r>
+        <w:t xml:space="preserve"> in the month following the month in which the said loan is disbursed to the Borrower. The subsequent monthly </w:t>
+      </w:r>
+      <w:proofErr w:type="spellStart"/>
+      <w:r>
+        <w:t>installments</w:t>
+      </w:r>
+      <w:proofErr w:type="spellEnd"/>
+      <w:r>
+        <w:t xml:space="preserve"> shall be paid by the Borrower on or before the fifth day of each subsequent month. If the loan amount has been sanctioned to the Borrower for the construction/addition/extension of/to the house/flat, the Borrower shall pay the first such monthly </w:t>
+      </w:r>
+      <w:proofErr w:type="spellStart"/>
+      <w:r>
+        <w:t>installment</w:t>
+      </w:r>
+      <w:proofErr w:type="spellEnd"/>
+      <w:r>
+        <w:t xml:space="preserve"> on or before the fifth day of the subsequent month in which the construction of the house/flat has been completed or on the expiry of </w:t>
+      </w:r>
+      <w:r>
+        <w:rPr>
+          <w:b/>
+          <w:bCs/>
+        </w:rPr>
+        <w:t>{{MORATORIUM_PERIOD_MONTHS}}</w:t>
+      </w:r>
+      <w:r>
+        <w:t xml:space="preserve"> months from the date of disbursement of the first </w:t>
+      </w:r>
+      <w:proofErr w:type="spellStart"/>
+      <w:r>
+        <w:t>installment</w:t>
+      </w:r>
+      <w:proofErr w:type="spellEnd"/>
+      <w:r>
+        <w:t xml:space="preserve"> whichever is earlier. (hereinafter called "moratorium period"). In case of default of payment/delay in payment of any monthly </w:t>
+      </w:r>
+      <w:proofErr w:type="spellStart"/>
+      <w:r>
+        <w:t>installment</w:t>
+      </w:r>
+      <w:proofErr w:type="spellEnd"/>
+      <w:r>
+        <w:t xml:space="preserve"> or in compliance of sanction terms &amp; conditions, Bank may levy a penal charges as specified in the sanction letter for each default subject to maximum of 2% p.a. plus applicable taxes from the date of such default till regularising or clearing the account/s in full as the case may be and such amount may be debited to his/their Savings/current Account or the said loan account as the Bank may decide. If there is default in payment of </w:t>
+      </w:r>
+      <w:proofErr w:type="spellStart"/>
+      <w:r>
+        <w:t>installments</w:t>
+      </w:r>
+      <w:proofErr w:type="spellEnd"/>
+      <w:r>
+        <w:t xml:space="preserve"> for a period of three months or more, the Bank may at its discretion recall the said loan. The Borrower hereby agree to pay the interest accrued on the loan amount disbursed during this moratorium period on quarterly basis. The Borrower further agree that the Bank may as well debit my savings Bank /Current Account for such interest for the moratorium period on quarterly basis and that the Borrower shall provide sufficient funds in his/their account towards payment of such interest. The Bank may also in its sole discretion alter or re-schedule the </w:t>
+      </w:r>
+      <w:proofErr w:type="spellStart"/>
+      <w:r>
+        <w:t>installments</w:t>
+      </w:r>
+      <w:proofErr w:type="spellEnd"/>
+      <w:r>
+        <w:t xml:space="preserve"> and if deemed fit, stipulate a new repayment schedule, loading within the </w:t>
+      </w:r>
+      <w:proofErr w:type="spellStart"/>
+      <w:r>
+        <w:t>installment</w:t>
+      </w:r>
+      <w:proofErr w:type="spellEnd"/>
+      <w:r>
+        <w:t xml:space="preserve"> the interest during the moratorium period and/or overdue </w:t>
+      </w:r>
+      <w:proofErr w:type="spellStart"/>
+      <w:r>
+        <w:t>installments</w:t>
+      </w:r>
+      <w:proofErr w:type="spellEnd"/>
+      <w:r>
+        <w:t xml:space="preserve"> at any stage of the currency of the said loan. </w:t>
+      </w:r>
+      <w:proofErr w:type="spellStart"/>
+      <w:r>
+        <w:t>TheBorrower</w:t>
+      </w:r>
+      <w:proofErr w:type="spellEnd"/>
+      <w:r>
+        <w:t xml:space="preserve"> further agree that even after payment of all the equated monthly </w:t>
+      </w:r>
+      <w:proofErr w:type="spellStart"/>
+      <w:r>
+        <w:t>installments</w:t>
+      </w:r>
+      <w:proofErr w:type="spellEnd"/>
+      <w:r>
+        <w:t xml:space="preserve"> as stated above, if any amount is left outstanding in the said loan account by way of principal or interest/charges on account of delayed payment of </w:t>
+      </w:r>
+      <w:proofErr w:type="spellStart"/>
+      <w:r>
+        <w:t>installments</w:t>
+      </w:r>
+      <w:proofErr w:type="spellEnd"/>
+      <w:r>
+        <w:t xml:space="preserve">, interest accrued during the moratorium period, any other debits made in the account or any other valid reasons, the Borrower shall pay the said amount in lumpsum and liquidate the said loan account. </w:t>
       </w:r>
     </w:p>
     <w:p>
@@ -261,57 +573,237 @@
     </w:p>
     <w:p>
       <w:pPr>
-        <w:ind w:left="360"/>
-        <w:jc w:val="both"/>
-      </w:pPr>
-      <w:r>
-        <w:t xml:space="preserve">i) {{INTEREST_RATE}} percentage per annum with {{INTEREST_RESTS}} rests </w:t>
-      </w:r>
-    </w:p>
-    <w:p>
-      <w:pPr>
-        <w:ind w:left="360"/>
-        <w:jc w:val="both"/>
-      </w:pPr>
-      <w:r>
+        <w:jc w:val="both"/>
+      </w:pPr>
+      <w:proofErr w:type="spellStart"/>
+      <w:r>
+        <w:t>i</w:t>
+      </w:r>
+      <w:proofErr w:type="spellEnd"/>
+      <w:r>
+        <w:t xml:space="preserve">) </w:t>
+      </w:r>
+      <w:r>
+        <w:rPr>
+          <w:b/>
+          <w:bCs/>
+        </w:rPr>
+        <w:t>{{</w:t>
+      </w:r>
+      <w:r>
+        <w:rPr>
+          <w:b/>
+          <w:bCs/>
+        </w:rPr>
+        <w:t>FIXED_</w:t>
+      </w:r>
+      <w:r>
+        <w:rPr>
+          <w:b/>
+          <w:bCs/>
+        </w:rPr>
+        <w:t>INTEREST_RATE}}</w:t>
+      </w:r>
+      <w:r>
+        <w:t xml:space="preserve"> percentage per annum with </w:t>
+      </w:r>
+      <w:r>
+        <w:rPr>
+          <w:b/>
+          <w:bCs/>
+        </w:rPr>
+        <w:t>{{</w:t>
+      </w:r>
+      <w:r>
+        <w:rPr>
+          <w:b/>
+          <w:bCs/>
+        </w:rPr>
+        <w:t>FIXED_</w:t>
+      </w:r>
+      <w:r>
+        <w:rPr>
+          <w:b/>
+          <w:bCs/>
+        </w:rPr>
+        <w:t>INTEREST_RESTS}}</w:t>
+      </w:r>
+      <w:r>
+        <w:t xml:space="preserve"> rests </w:t>
+      </w:r>
+    </w:p>
+    <w:p>
+      <w:pPr>
+        <w:jc w:val="center"/>
+        <w:rPr>
+          <w:b/>
+          <w:bCs/>
+        </w:rPr>
+      </w:pPr>
+      <w:r>
+        <w:rPr>
+          <w:b/>
+          <w:bCs/>
+        </w:rPr>
         <w:t>or</w:t>
       </w:r>
     </w:p>
     <w:p>
       <w:pPr>
-        <w:ind w:left="360"/>
-        <w:jc w:val="both"/>
-      </w:pPr>
-      <w:r>
-        <w:t xml:space="preserve">ii) {{MCLR_RATE}} % per annum being the applicable Bank's lending rate / 1 yr/2Yr/3Yr/6M/3M/1M/Overnight MCLR rate which is {{MCLR_CURRENT_RATE}} % per annum at present plus spread of {{MCLR_SPREAD_RATE}} % per monthly/quarterly/half Yearly / Annual rests </w:t>
-      </w:r>
-    </w:p>
-    <w:p>
-      <w:pPr>
-        <w:ind w:left="360"/>
-        <w:jc w:val="both"/>
-      </w:pPr>
-      <w:r>
+        <w:jc w:val="both"/>
+      </w:pPr>
+      <w:r>
+        <w:t xml:space="preserve">ii) </w:t>
+      </w:r>
+      <w:r>
+        <w:rPr>
+          <w:b/>
+          <w:bCs/>
+        </w:rPr>
+        <w:t>{{MCLR</w:t>
+      </w:r>
+      <w:r>
+        <w:rPr>
+          <w:b/>
+          <w:bCs/>
+        </w:rPr>
+        <w:t>_APPLICABLE</w:t>
+      </w:r>
+      <w:r>
+        <w:rPr>
+          <w:b/>
+          <w:bCs/>
+        </w:rPr>
+        <w:t>_RATE}}</w:t>
+      </w:r>
+      <w:r>
+        <w:t xml:space="preserve"> % per annum being the applicable Bank's lending rate/ 1 yr/2Yr/3Yr/6M/3M/1M/Overnight </w:t>
+      </w:r>
+      <w:r>
+        <w:t xml:space="preserve">- </w:t>
+      </w:r>
+      <w:r>
+        <w:t xml:space="preserve">MCLR rate which is </w:t>
+      </w:r>
+      <w:r>
+        <w:rPr>
+          <w:b/>
+          <w:bCs/>
+        </w:rPr>
+        <w:t>{{MCLR_CURRENT_RATE}}</w:t>
+      </w:r>
+      <w:r>
+        <w:t xml:space="preserve"> % per </w:t>
+      </w:r>
+      <w:r>
+        <w:lastRenderedPageBreak/>
+        <w:t xml:space="preserve">annum at present plus spread of </w:t>
+      </w:r>
+      <w:r>
+        <w:rPr>
+          <w:b/>
+          <w:bCs/>
+        </w:rPr>
+        <w:t xml:space="preserve">{{MCLR_SPREAD_RATE}} </w:t>
+      </w:r>
+      <w:r>
+        <w:t xml:space="preserve">% per monthly/quarterly/Half Yearly / Annual rests </w:t>
+      </w:r>
+    </w:p>
+    <w:p>
+      <w:pPr>
+        <w:jc w:val="center"/>
+        <w:rPr>
+          <w:b/>
+          <w:bCs/>
+        </w:rPr>
+      </w:pPr>
+      <w:r>
+        <w:rPr>
+          <w:b/>
+          <w:bCs/>
+        </w:rPr>
         <w:t>or</w:t>
       </w:r>
     </w:p>
     <w:p>
       <w:pPr>
-        <w:ind w:left="360"/>
-        <w:jc w:val="both"/>
-      </w:pPr>
-      <w:r>
-        <w:lastRenderedPageBreak/>
-        <w:t xml:space="preserve">iii) {{INTEREST_RATE}} % per annum being EBLR rate (comprising of RBI Repo Rate and Spread) which is {{EBLR_RATE}} % per annum at present plus Premium of {{EBLR_PREMIUM_RATE}} % at present compounded monthly/quarterly/half Yearly / annually </w:t>
-      </w:r>
-      <w:r>
-        <w:rPr>
-          <w:u w:val="single"/>
-        </w:rPr>
-        <w:t>("Spread" means the rate chargeable to the Borrower by the Bank to cover its costs and shall comprise of operating cost and capital charge. "Premium" means the rate chargeable to the Borrower by the Bank based on the yearly credit assessment/rating of the Borrower and shall comprises of credit risk premium and strategic premium</w:t>
-      </w:r>
-      <w:r>
-        <w:t xml:space="preserve">) </w:t>
+        <w:jc w:val="both"/>
+      </w:pPr>
+      <w:r>
+        <w:t xml:space="preserve">iii) </w:t>
+      </w:r>
+      <w:r>
+        <w:rPr>
+          <w:b/>
+          <w:bCs/>
+        </w:rPr>
+        <w:t>{{</w:t>
+      </w:r>
+      <w:r>
+        <w:rPr>
+          <w:b/>
+          <w:bCs/>
+        </w:rPr>
+        <w:t>EBLR_APPLICABLE</w:t>
+      </w:r>
+      <w:r>
+        <w:rPr>
+          <w:b/>
+          <w:bCs/>
+        </w:rPr>
+        <w:t>_RATE}}</w:t>
+      </w:r>
+      <w:r>
+        <w:t xml:space="preserve"> % per annum being EBLR rate (comprising of RBI Repo Rate and Spread) which is </w:t>
+      </w:r>
+      <w:r>
+        <w:rPr>
+          <w:b/>
+          <w:bCs/>
+        </w:rPr>
+        <w:t>{{EBLR</w:t>
+      </w:r>
+      <w:r>
+        <w:rPr>
+          <w:b/>
+          <w:bCs/>
+        </w:rPr>
+        <w:t>_CURRENT</w:t>
+      </w:r>
+      <w:r>
+        <w:rPr>
+          <w:b/>
+          <w:bCs/>
+        </w:rPr>
+        <w:t>_RATE}}</w:t>
+      </w:r>
+      <w:r>
+        <w:t xml:space="preserve"> % per annum at present plus Premium of </w:t>
+      </w:r>
+      <w:r>
+        <w:rPr>
+          <w:b/>
+          <w:bCs/>
+        </w:rPr>
+        <w:t>{{</w:t>
+      </w:r>
+      <w:r>
+        <w:rPr>
+          <w:b/>
+          <w:bCs/>
+        </w:rPr>
+        <w:t>EBLR_</w:t>
+      </w:r>
+      <w:r>
+        <w:rPr>
+          <w:b/>
+          <w:bCs/>
+        </w:rPr>
+        <w:t xml:space="preserve">PREMIUM_RATE}} </w:t>
+      </w:r>
+      <w:r>
+        <w:t xml:space="preserve">% at present compounded monthly/quarterly/half yearly/annually ("Spread" means the rate chargeable to the Borrower by the Bank to cover its costs and shall comprise of operating cost and capital charge. "Premium" means the rate chargeable to the Borrower by the Bank based on the yearly credit assessment/rating of the Borrower and shall comprises of credit risk premium and strategic premium) </w:t>
       </w:r>
     </w:p>
     <w:p>
@@ -340,9 +832,17 @@
     <w:p>
       <w:pPr>
         <w:ind w:left="360"/>
-        <w:jc w:val="both"/>
-      </w:pPr>
-      <w:r>
+        <w:jc w:val="center"/>
+        <w:rPr>
+          <w:b/>
+          <w:bCs/>
+        </w:rPr>
+      </w:pPr>
+      <w:r>
+        <w:rPr>
+          <w:b/>
+          <w:bCs/>
+        </w:rPr>
         <w:t>or</w:t>
       </w:r>
     </w:p>
@@ -351,7 +851,31 @@
         <w:jc w:val="both"/>
       </w:pPr>
       <w:r>
-        <w:t xml:space="preserve">Such interest will start accruing from the date of disbursement of the loan or the date of disbursement of the first installment of the loan, where such loan is disbursed in installments. The amount of interest will be calculated on the clear balance outstanding of each day. The Bank may however in its sole discretion increase the rate of interest, if unforeseen or extraordinary changes take place in the money market conditions during the currency of this agreement and thenceforth the rate of interest increased as aforesaid shall be applicable to the said loan and the Bank shall be the sole judge to determine whether such conditions exist or not. The repayment installments will be appropriated partly towards interest and partly towards principal as per the rules of the Bank from time to time. </w:t>
+        <w:t xml:space="preserve">Such interest will start accruing from the date of disbursement of the loan or the date of disbursement of the first </w:t>
+      </w:r>
+      <w:proofErr w:type="spellStart"/>
+      <w:r>
+        <w:t>installment</w:t>
+      </w:r>
+      <w:proofErr w:type="spellEnd"/>
+      <w:r>
+        <w:t xml:space="preserve"> of the loan, where such loan is disbursed in </w:t>
+      </w:r>
+      <w:proofErr w:type="spellStart"/>
+      <w:r>
+        <w:t>installments</w:t>
+      </w:r>
+      <w:proofErr w:type="spellEnd"/>
+      <w:r>
+        <w:t xml:space="preserve">. The amount of interest will be calculated on the clear balance outstanding of each day. The Bank may however in its sole discretion increase the rate of interest, if unforeseen or extraordinary changes take place in the money market conditions during the currency of this agreement and thenceforth the rate of interest increased as aforesaid shall be applicable to the said loan and the Bank shall be the sole judge to determine whether such conditions exist or not. The repayment </w:t>
+      </w:r>
+      <w:proofErr w:type="spellStart"/>
+      <w:r>
+        <w:t>installments</w:t>
+      </w:r>
+      <w:proofErr w:type="spellEnd"/>
+      <w:r>
+        <w:t xml:space="preserve"> will be appropriated partly towards interest and partly towards principal as per the rules of the Bank from time to time. </w:t>
       </w:r>
     </w:p>
     <w:p>
@@ -375,7 +899,27 @@
         <w:jc w:val="both"/>
       </w:pPr>
       <w:r>
-        <w:t xml:space="preserve">In the event of the Bank requiring, the Borrower shall arrange for the payment of the monthly installment and interest/charges accrued (commencing from a date as indicated in (b) above) from my monthly salary or in whatever manner the Bank may deem fit or by debit on due dates to the current/savings account with the Branch/or any other Branch/Bank, where the Borrower have accounts whether singly or jointly, towards the amount/s of the installments/interest/charges payable by the Borrower for appropriation of the same in repayment of the said loan or the interest/charges as the case may be and the Borrower shall arrange with his/their employer/any Bankers to enable the Bank to get the payments direct from salary and any other dues payable to him/them or from their Bank account directly and shall do all the things/acts as may be necessary for that purpose. </w:t>
+        <w:t xml:space="preserve">In the event of the Bank requiring, the Borrower shall arrange for the payment of the monthly </w:t>
+      </w:r>
+      <w:proofErr w:type="spellStart"/>
+      <w:r>
+        <w:t>installment</w:t>
+      </w:r>
+      <w:proofErr w:type="spellEnd"/>
+      <w:r>
+        <w:t xml:space="preserve"> and interest/charges accrued (commencing from a date as indicated in (b) above) from my monthly salary or in whatever manner the Bank may deem fit or by debit on due dates to the current/savings account with the Branch/or any other Branch/Bank, where the Borrower have accounts whether singly or jointly, towards the amount/s of the </w:t>
+      </w:r>
+      <w:proofErr w:type="spellStart"/>
+      <w:r>
+        <w:t>installments</w:t>
+      </w:r>
+      <w:proofErr w:type="spellEnd"/>
+      <w:r>
+        <w:t xml:space="preserve">/interest/charges payable by the Borrower for appropriation of the same in repayment of the said loan or the interest/charges as the case may be and the Borrower shall arrange with his/their employer/any Bankers to enable the Bank to get the payments direct </w:t>
+      </w:r>
+      <w:r>
+        <w:lastRenderedPageBreak/>
+        <w:t xml:space="preserve">from salary and any other dues payable to him/them or from their Bank account directly and shall do all the things/acts as may be necessary for that purpose. </w:t>
       </w:r>
     </w:p>
     <w:p>
@@ -387,8 +931,23 @@
         <w:jc w:val="both"/>
       </w:pPr>
       <w:r>
-        <w:lastRenderedPageBreak/>
-        <w:t xml:space="preserve">Borrower shall execute in favour of the Bank a letter of authority addressed to his/their employers or his/their Bankers authorising his/their employers/Bankers to deduct the amount of installment from his/their salary or other dues payable to him/them or debit his/their account and remit the said amount to the Bank in repayment of the monthly installment or of any other amount, due and payable by him/them to the Bank. The Borrower declare and confirm that on his/their resignation/retirement from present employment, the outstanding amount of loan sanctioned to him/them will become payable at once and the Bank shall have discretion to demand payment accordingly and/or to recover the whole amount outstanding forthwith. </w:t>
+        <w:t xml:space="preserve">Borrower shall execute in favour of the Bank a letter of authority addressed to his/their employers or his/their Bankers authorising his/their employers/Bankers to deduct the amount of </w:t>
+      </w:r>
+      <w:proofErr w:type="spellStart"/>
+      <w:r>
+        <w:t>installment</w:t>
+      </w:r>
+      <w:proofErr w:type="spellEnd"/>
+      <w:r>
+        <w:t xml:space="preserve"> from his/their salary or other dues payable to him/them or debit his/their account and remit the said amount to the Bank in repayment of the monthly </w:t>
+      </w:r>
+      <w:proofErr w:type="spellStart"/>
+      <w:r>
+        <w:t>installment</w:t>
+      </w:r>
+      <w:proofErr w:type="spellEnd"/>
+      <w:r>
+        <w:t xml:space="preserve"> or of any other amount, due and payable by him/them to the Bank. The Borrower declare and confirm that on his/their resignation/retirement from present employment, the outstanding amount of loan sanctioned to him/them will become payable at once and the Bank shall have discretion to demand payment accordingly and/or to recover the whole amount outstanding forthwith. </w:t>
       </w:r>
     </w:p>
     <w:p>
@@ -400,7 +959,15 @@
         <w:jc w:val="both"/>
       </w:pPr>
       <w:r>
-        <w:t xml:space="preserve">In the event of the Borrower ceasing to be in service of his/their employer whether by retirement, resignation, death or by operation of law or any other reason or cause whatsoever and howsoever, the Bank shall be entitled at its discretion to write to his/their employers to demand and accept payments due to him/them and the Bank shall have the right and power to realise: (1) any amount that may be due and payable by his/their employers to him/them whether by way of salary, allowances, bonus other remuneration or any payment (whether ex-gratia or otherwise) whatsoever; and (2) any amount that may be standing to the credit of any account which the Borrower may have with his/their employers or with his/their Bankers, either singly or jointly; and appropriate the same towards repayment of the balance that may be then remaining due and payable by the Borrower in the said loan account together with interest and/or charges thereon at the applicable rates upto the date of such repayment. Any such appropriation made by the Bank shall be conclusive and binding on the Borrower and his/their estate and the legal representatives. </w:t>
+        <w:t xml:space="preserve">In the event of the Borrower ceasing to be in service of his/their employer whether by retirement, resignation, death or by operation of law or any other reason or cause whatsoever and howsoever, the Bank shall be entitled at its discretion to write to his/their employers to demand and accept payments due to him/them and the Bank shall have the right and power to realise: (1) any amount that may be due and payable by his/their employers to him/them whether by way of salary, allowances, bonus other remuneration or any payment (whether ex-gratia or otherwise) whatsoever; and (2) any amount that may be standing to the credit of any account which the Borrower may have with his/their employers or with his/their Bankers, either singly or jointly; and appropriate the same towards repayment of the balance that may be then remaining due and payable by the Borrower in the said loan account together with interest and/or charges thereon at the applicable rates </w:t>
+      </w:r>
+      <w:proofErr w:type="spellStart"/>
+      <w:r>
+        <w:t>upto</w:t>
+      </w:r>
+      <w:proofErr w:type="spellEnd"/>
+      <w:r>
+        <w:t xml:space="preserve"> the date of such repayment. Any such appropriation made by the Bank shall be conclusive and binding on the Borrower and his/their estate and the legal representatives. </w:t>
       </w:r>
     </w:p>
     <w:p>
@@ -412,7 +979,15 @@
         <w:jc w:val="both"/>
       </w:pPr>
       <w:r>
-        <w:t xml:space="preserve">Where the Borrower is in business/profession, the Borrower shall tender standing instructions to his/their Banker/s to remit monthly installments to the Bank regularly. In the event of cessation/stoppage of his/their business/profession, the Borrower undertakes to repay to the Bank forthwith on demand the balance then outstanding due thereon and also further interest for the period commencing from the date of cessation of his/their business/profession up to the date of actual payment. </w:t>
+        <w:t xml:space="preserve">Where the Borrower is in business/profession, the Borrower shall tender standing instructions to his/their Banker/s to remit monthly </w:t>
+      </w:r>
+      <w:proofErr w:type="spellStart"/>
+      <w:r>
+        <w:t>installments</w:t>
+      </w:r>
+      <w:proofErr w:type="spellEnd"/>
+      <w:r>
+        <w:t xml:space="preserve"> to the Bank regularly. In the event of cessation/stoppage of his/their business/profession, the Borrower undertakes to repay to the Bank forthwith on demand the balance then outstanding due thereon and also further interest for the period commencing from the date of cessation of his/their business/profession up to the date of actual payment. </w:t>
       </w:r>
     </w:p>
     <w:p>
@@ -424,11 +999,27 @@
         <w:jc w:val="both"/>
       </w:pPr>
       <w:r>
-        <w:t xml:space="preserve">The Borrower agrees that in the event of his/their committing default in payment of the installments, the Bank may at its discretion in exercise of its right of set off appropriate any deposits standing to the credit of of the Borrower in your branch or any branch of the Bank. The Borrower further agree and declares that Bank shall have a right of general lien and set-off on all his/their other accounts and/or securities including gold/silver ornaments, share certificates including demat securities, L.I.C. policies etc. in custody of the Bank either as securities for any </w:t>
+        <w:t xml:space="preserve">The Borrower agrees that in the event of his/their committing default in payment of the </w:t>
+      </w:r>
+      <w:proofErr w:type="spellStart"/>
+      <w:r>
+        <w:t>installments</w:t>
+      </w:r>
+      <w:proofErr w:type="spellEnd"/>
+      <w:r>
+        <w:t xml:space="preserve">, the Bank may at its discretion in exercise of its right of set off appropriate any deposits standing to the credit of </w:t>
+      </w:r>
+      <w:proofErr w:type="spellStart"/>
+      <w:r>
+        <w:t>of</w:t>
+      </w:r>
+      <w:proofErr w:type="spellEnd"/>
+      <w:r>
+        <w:t xml:space="preserve"> the Borrower in your branch or any branch of the Bank. The Borrower further agree and declares that Bank shall have a right of general lien and set-off on all his/their other accounts and/or </w:t>
       </w:r>
       <w:r>
         <w:lastRenderedPageBreak/>
-        <w:t xml:space="preserve">other loan/advance availed by him/them from the Bank or kept in safe custody and that the Bank may at its discretion in case of breach of terms of this Agreement may sell/dispose of such securities and appropriate the proceeds to satisfaction of the Bank's dues. </w:t>
+        <w:t xml:space="preserve">securities including gold/silver ornaments, share certificates including demat securities, L.I.C. policies etc. in custody of the Bank either as securities for any other loan/advance availed by him/them from the Bank or kept in safe custody and that the Bank may at its discretion in case of breach of terms of this Agreement may sell/dispose of such securities and appropriate the proceeds to satisfaction of the Bank's dues. </w:t>
       </w:r>
     </w:p>
     <w:p>
@@ -488,11 +1079,14 @@
         <w:jc w:val="both"/>
       </w:pPr>
       <w:r>
-        <w:t xml:space="preserve">The Borrower shall maintain such land and/or house/flat in good tenantable repair and condition at his/their cost at all times so long as the Borrower is indebted to </w:t>
-      </w:r>
-      <w:r>
         <w:lastRenderedPageBreak/>
-        <w:t xml:space="preserve">the Bank and that the Borrower shall ensure that Bank's security is not in any way jeopardized. The Borrower shall duly and punctually pay any assessments, charges, fees, taxes, payment if any payable to the Housing Co-operative society and also all the Govt./municipal taxes, charges, rates, cesses etc. from time to time payable by him/them in respect of such land and/or house/flat. The Bank shall be at liberty to inspect and enter into such land and/or house/flat at any reasonable hours of the day by giving to him/them seven days' previous notice and the Borrower shall furnish all information/particulars whatsoever in respect of the same, as and when called upon by the Bank. The Borrower further agree and give our consent to debit his/their savings /current account with you the expenses incurred by the Bank towards inspection charges or any expenses incurred by the Bank for preservation of the house/flat or for payment of any taxes, rates or other Government dues which ought to have been paid byhim/them. </w:t>
+        <w:t>The Borrower shall maintain such land and/or house/flat in good tenantable repair and condition at his/their cost at all times so long as the Borrower is indebted to the Bank and that the Borrower shall ensure that Bank's security is not in any way jeopardized. The Borrower shall duly and punctually pay any assessments, charges, fees, taxes, payment if any payable to the Housing Co-operative society and also all the Govt./municipal taxes, charges, rates, cesses etc. from time to time payable by him/them in respect of such land and/or house/flat. The Bank shall be at liberty to inspect and enter into such land and/or house/flat at any reasonable hours of the day by giving to him/them seven days' previous notice and the Borrower shall furnish all information/particulars whatsoever in respect of the same, as and when called upon by the Bank. The Borrower further agree and give our consent to debit his/their savings /current account with you the expenses incurred by the Bank towards inspection charges or any expenses incurred by the Bank for preservation of the house/flat or for payment of any taxes, rates or other Government dues which ought to have been paid by</w:t>
+      </w:r>
+      <w:r>
+        <w:t xml:space="preserve"> </w:t>
+      </w:r>
+      <w:r>
+        <w:t xml:space="preserve">him/them. </w:t>
       </w:r>
     </w:p>
     <w:p>
@@ -577,11 +1171,8 @@
         <w:jc w:val="both"/>
       </w:pPr>
       <w:r>
-        <w:t xml:space="preserve">In the event of existence of a registered mortgage in favour of the earlier Agency/Bank/NBFC, Borrower shall arrange for getting the document of </w:t>
-      </w:r>
-      <w:r>
         <w:lastRenderedPageBreak/>
-        <w:t xml:space="preserve">reconveyance executed and registered in his/their favour or transfer of its mortgage rights in favour of the Bank. </w:t>
+        <w:t xml:space="preserve">In the event of existence of a registered mortgage in favour of the earlier Agency/Bank/NBFC, Borrower shall arrange for getting the document of reconveyance executed and registered in his/their favour or transfer of its mortgage rights in favour of the Bank. </w:t>
       </w:r>
     </w:p>
     <w:p>
@@ -653,11 +1244,16 @@
         <w:jc w:val="both"/>
       </w:pPr>
       <w:r>
-        <w:t xml:space="preserve">Any notice or request required to be given or made under this Agreement to the Borrower shall be given in writing. Such notice or request shall be deemed to have </w:t>
-      </w:r>
-      <w:r>
         <w:lastRenderedPageBreak/>
-        <w:t xml:space="preserve">been duly given or made when it shall be delivered by hand, or sent by mail or telegram or e-mail at the address given below : </w:t>
+        <w:t xml:space="preserve">Any notice or request required to be given or made under this Agreement to the Borrower shall be given in writing. Such notice or request shall be deemed to have been duly given or made when it shall be delivered by hand, or sent by mail or telegram or e-mail at the address given </w:t>
+      </w:r>
+      <w:proofErr w:type="gramStart"/>
+      <w:r>
+        <w:t>below :</w:t>
+      </w:r>
+      <w:proofErr w:type="gramEnd"/>
+      <w:r>
+        <w:t xml:space="preserve"> </w:t>
       </w:r>
     </w:p>
     <w:p>
@@ -669,8 +1265,16 @@
         </w:numPr>
         <w:ind w:left="1276"/>
         <w:jc w:val="both"/>
-      </w:pPr>
-      <w:r>
+        <w:rPr>
+          <w:b/>
+          <w:bCs/>
+        </w:rPr>
+      </w:pPr>
+      <w:r>
+        <w:rPr>
+          <w:b/>
+          <w:bCs/>
+        </w:rPr>
         <w:t>{{BORROWER_NOTICE_ADDRESS_1}}</w:t>
       </w:r>
     </w:p>
@@ -683,8 +1287,16 @@
         </w:numPr>
         <w:ind w:left="1276"/>
         <w:jc w:val="both"/>
-      </w:pPr>
-      <w:r>
+        <w:rPr>
+          <w:b/>
+          <w:bCs/>
+        </w:rPr>
+      </w:pPr>
+      <w:r>
+        <w:rPr>
+          <w:b/>
+          <w:bCs/>
+        </w:rPr>
         <w:t>{{BORROWER_NOTICE_ADDRESS_2}}</w:t>
       </w:r>
     </w:p>
@@ -709,7 +1321,15 @@
         <w:jc w:val="both"/>
       </w:pPr>
       <w:r>
-        <w:t xml:space="preserve">Non-payment/default in payment of monthly installments or interest as specified in Clause (2) above. </w:t>
+        <w:t xml:space="preserve">Non-payment/default in payment of monthly </w:t>
+      </w:r>
+      <w:proofErr w:type="spellStart"/>
+      <w:r>
+        <w:t>installments</w:t>
+      </w:r>
+      <w:proofErr w:type="spellEnd"/>
+      <w:r>
+        <w:t xml:space="preserve"> or interest as specified in Clause (2) above. </w:t>
       </w:r>
     </w:p>
     <w:p>
@@ -733,7 +1353,23 @@
         <w:jc w:val="both"/>
       </w:pPr>
       <w:r>
-        <w:t xml:space="preserve">In case of Borrower's resignation/retirement in service or cessation/stoppage of business /profession as specified in Clause((6)/(8)) above. </w:t>
+        <w:t xml:space="preserve">In case of Borrower's resignation/retirement in service or cessation/stoppage of business /profession as specified in </w:t>
+      </w:r>
+      <w:proofErr w:type="gramStart"/>
+      <w:r>
+        <w:t>Clause(</w:t>
+      </w:r>
+      <w:proofErr w:type="gramEnd"/>
+      <w:r>
+        <w:t>(6)</w:t>
+      </w:r>
+      <w:proofErr w:type="gramStart"/>
+      <w:r>
+        <w:t>/(</w:t>
+      </w:r>
+      <w:proofErr w:type="gramEnd"/>
+      <w:r>
+        <w:t xml:space="preserve">8)) above. </w:t>
       </w:r>
     </w:p>
     <w:p>
@@ -829,11 +1465,8 @@
         <w:jc w:val="both"/>
       </w:pPr>
       <w:r>
-        <w:t xml:space="preserve">The Borrower has understood all the terms and conditions for the sanction of the said loan and agree to abide by the same and also by the rules and regulations </w:t>
-      </w:r>
-      <w:r>
         <w:lastRenderedPageBreak/>
-        <w:t xml:space="preserve">existing and which may be issued by the Bank in future from time to time and in the event of my failing to do so, the Bank will have a right to recall the advance without prejudice to the Bank's right to take such appropriate action as the Bank may deem fit and proper. </w:t>
+        <w:t xml:space="preserve">The Borrower has understood all the terms and conditions for the sanction of the said loan and agree to abide by the same and also by the rules and regulations existing and which may be issued by the Bank in future from time to time and in the event of my failing to do so, the Bank will have a right to recall the advance without prejudice to the Bank's right to take such appropriate action as the Bank may deem fit and proper. </w:t>
       </w:r>
     </w:p>
     <w:p>
@@ -935,7 +1568,15 @@
         <w:jc w:val="both"/>
       </w:pPr>
       <w:r>
-        <w:t xml:space="preserve">Email: cgo@unionbankofindia.bank </w:t>
+        <w:t xml:space="preserve">Email: </w:t>
+      </w:r>
+      <w:proofErr w:type="spellStart"/>
+      <w:r>
+        <w:t>cgo@unionbankofindia.bank</w:t>
+      </w:r>
+      <w:proofErr w:type="spellEnd"/>
+      <w:r>
+        <w:t xml:space="preserve"> </w:t>
       </w:r>
     </w:p>
     <w:p>
@@ -947,6 +1588,7 @@
         <w:jc w:val="both"/>
       </w:pPr>
       <w:r>
+        <w:lastRenderedPageBreak/>
         <w:t xml:space="preserve">Borrower hereby acknowledges the receipt of Key Facts Statement from the Bank in the format prescribed by Reserve Bank of India and same may be read as part and parcel of this Loan Agreement. </w:t>
       </w:r>
     </w:p>
@@ -965,7 +1607,6 @@
           <w:bCs/>
           <w:u w:val="single"/>
         </w:rPr>
-        <w:lastRenderedPageBreak/>
         <w:t>SCHEDULE I</w:t>
       </w:r>
     </w:p>
@@ -1919,7 +2560,6 @@
           <w:b/>
           <w:bCs/>
         </w:rPr>
-        <w:lastRenderedPageBreak/>
         <w:t>SCHEDULE II</w:t>
       </w:r>
     </w:p>
@@ -1972,11 +2612,24 @@
         </w:rPr>
       </w:pPr>
       <w:r>
-        <w:rPr>
-          <w:b/>
-          <w:bCs/>
-        </w:rPr>
-        <w:t xml:space="preserve">IN WITNESS WHEREOF the Borrower has hereunto put his hand seal this {{DAY}} day of {{MONTH}} 20{{YEAR_YY}} </w:t>
+        <w:t xml:space="preserve">IN WITNESS WHEREOF the Borrower has hereunto put his hand seal this </w:t>
+      </w:r>
+      <w:r>
+        <w:rPr>
+          <w:b/>
+          <w:bCs/>
+        </w:rPr>
+        <w:t>{{DAY}}</w:t>
+      </w:r>
+      <w:r>
+        <w:t xml:space="preserve"> day of</w:t>
+      </w:r>
+      <w:r>
+        <w:rPr>
+          <w:b/>
+          <w:bCs/>
+        </w:rPr>
+        <w:t xml:space="preserve"> {{MONTH}} 20{{YEAR_YY}} </w:t>
       </w:r>
     </w:p>
     <w:p>
@@ -2084,7 +2737,7 @@
 </file>
 
 <file path=word/endnotes.xml><?xml version="1.0" encoding="utf-8"?>
-<w:endnotes xmlns:wpc="http://schemas.microsoft.com/office/word/2010/wordprocessingCanvas" xmlns:cx="http://schemas.microsoft.com/office/drawing/2014/chartex" xmlns:cx1="http://schemas.microsoft.com/office/drawing/2015/9/8/chartex" xmlns:cx2="http://schemas.microsoft.com/office/drawing/2015/10/21/chartex" xmlns:cx3="http://schemas.microsoft.com/office/drawing/2016/5/9/chartex" xmlns:cx4="http://schemas.microsoft.com/office/drawing/2016/5/10/chartex" xmlns:cx5="http://schemas.microsoft.com/office/drawing/2016/5/11/chartex" xmlns:cx6="http://schemas.microsoft.com/office/drawing/2016/5/12/chartex" xmlns:cx7="http://schemas.microsoft.com/office/drawing/2016/5/13/chartex" xmlns:cx8="http://schemas.microsoft.com/office/drawing/2016/5/14/chartex" xmlns:mc="http://schemas.openxmlformats.org/markup-compatibility/2006" xmlns:aink="http://schemas.microsoft.com/office/drawing/2016/ink" xmlns:am3d="http://schemas.microsoft.com/office/drawing/2017/model3d" xmlns:o="urn:schemas-microsoft-com:office:office" xmlns:oel="http://schemas.microsoft.com/office/2019/extlst" xmlns:r="http://schemas.openxmlformats.org/officeDocument/2006/relationships" xmlns:m="http://schemas.openxmlformats.org/officeDocument/2006/math" xmlns:v="urn:schemas-microsoft-com:vml" xmlns:wp14="http://schemas.microsoft.com/office/word/2010/wordprocessingDrawing" xmlns:wp="http://schemas.openxmlformats.org/drawingml/2006/wordprocessingDrawing" xmlns:w10="urn:schemas-microsoft-com:office:word" xmlns:w="http://schemas.openxmlformats.org/wordprocessingml/2006/main" xmlns:w14="http://schemas.microsoft.com/office/word/2010/wordml" xmlns:w15="http://schemas.microsoft.com/office/word/2012/wordml" xmlns:w16cei="http://schemas.microsoft.com/office/word/2026/wordml/cei" xmlns:w16cex="http://schemas.microsoft.com/office/word/2018/wordml/cex" xmlns:w16cid="http://schemas.microsoft.com/office/word/2016/wordml/cid" xmlns:w16="http://schemas.microsoft.com/office/word/2018/wordml" xmlns:w16du="http://schemas.microsoft.com/office/word/2023/wordml/word16du" xmlns:w16sdtdh="http://schemas.microsoft.com/office/word/2020/wordml/sdtdatahash" xmlns:w16sdtfl="http://schemas.microsoft.com/office/word/2024/wordml/sdtformatlock" xmlns:w16se="http://schemas.microsoft.com/office/word/2015/wordml/symex" xmlns:wpg="http://schemas.microsoft.com/office/word/2010/wordprocessingGroup" xmlns:wpi="http://schemas.microsoft.com/office/word/2010/wordprocessingInk" xmlns:wne="http://schemas.microsoft.com/office/word/2006/wordml" xmlns:wps="http://schemas.microsoft.com/office/word/2010/wordprocessingShape" mc:Ignorable="w14 w15 w16se w16cid w16 w16cex w16sdtdh w16sdtfl w16du wp14">
+<w:endnotes xmlns:wpc="http://schemas.microsoft.com/office/word/2010/wordprocessingCanvas" xmlns:cx="http://schemas.microsoft.com/office/drawing/2014/chartex" xmlns:cx1="http://schemas.microsoft.com/office/drawing/2015/9/8/chartex" xmlns:cx2="http://schemas.microsoft.com/office/drawing/2015/10/21/chartex" xmlns:cx3="http://schemas.microsoft.com/office/drawing/2016/5/9/chartex" xmlns:cx4="http://schemas.microsoft.com/office/drawing/2016/5/10/chartex" xmlns:cx5="http://schemas.microsoft.com/office/drawing/2016/5/11/chartex" xmlns:cx6="http://schemas.microsoft.com/office/drawing/2016/5/12/chartex" xmlns:cx7="http://schemas.microsoft.com/office/drawing/2016/5/13/chartex" xmlns:cx8="http://schemas.microsoft.com/office/drawing/2016/5/14/chartex" xmlns:mc="http://schemas.openxmlformats.org/markup-compatibility/2006" xmlns:aink="http://schemas.microsoft.com/office/drawing/2016/ink" xmlns:am3d="http://schemas.microsoft.com/office/drawing/2017/model3d" xmlns:o="urn:schemas-microsoft-com:office:office" xmlns:oel="http://schemas.microsoft.com/office/2019/extlst" xmlns:r="http://schemas.openxmlformats.org/officeDocument/2006/relationships" xmlns:m="http://schemas.openxmlformats.org/officeDocument/2006/math" xmlns:v="urn:schemas-microsoft-com:vml" xmlns:wp14="http://schemas.microsoft.com/office/word/2010/wordprocessingDrawing" xmlns:wp="http://schemas.openxmlformats.org/drawingml/2006/wordprocessingDrawing" xmlns:w10="urn:schemas-microsoft-com:office:word" xmlns:w="http://schemas.openxmlformats.org/wordprocessingml/2006/main" xmlns:w14="http://schemas.microsoft.com/office/word/2010/wordml" xmlns:w15="http://schemas.microsoft.com/office/word/2012/wordml" xmlns:w16cex="http://schemas.microsoft.com/office/word/2018/wordml/cex" xmlns:w16cid="http://schemas.microsoft.com/office/word/2016/wordml/cid" xmlns:w16="http://schemas.microsoft.com/office/word/2018/wordml" xmlns:w16du="http://schemas.microsoft.com/office/word/2023/wordml/word16du" xmlns:w16sdtdh="http://schemas.microsoft.com/office/word/2020/wordml/sdtdatahash" xmlns:w16sdtfl="http://schemas.microsoft.com/office/word/2024/wordml/sdtformatlock" xmlns:w16se="http://schemas.microsoft.com/office/word/2015/wordml/symex" xmlns:wpg="http://schemas.microsoft.com/office/word/2010/wordprocessingGroup" xmlns:wpi="http://schemas.microsoft.com/office/word/2010/wordprocessingInk" xmlns:wne="http://schemas.microsoft.com/office/word/2006/wordml" xmlns:wps="http://schemas.microsoft.com/office/word/2010/wordprocessingShape" mc:Ignorable="w14 w15 w16se w16cid w16 w16cex w16sdtdh w16sdtfl w16du wp14">
   <w:endnote w:type="separator" w:id="-1">
     <w:p>
       <w:pPr>
@@ -2109,7 +2762,7 @@
 </file>
 
 <file path=word/footer1.xml><?xml version="1.0" encoding="utf-8"?>
-<w:ftr xmlns:wpc="http://schemas.microsoft.com/office/word/2010/wordprocessingCanvas" xmlns:cx="http://schemas.microsoft.com/office/drawing/2014/chartex" xmlns:cx1="http://schemas.microsoft.com/office/drawing/2015/9/8/chartex" xmlns:cx2="http://schemas.microsoft.com/office/drawing/2015/10/21/chartex" xmlns:cx3="http://schemas.microsoft.com/office/drawing/2016/5/9/chartex" xmlns:cx4="http://schemas.microsoft.com/office/drawing/2016/5/10/chartex" xmlns:cx5="http://schemas.microsoft.com/office/drawing/2016/5/11/chartex" xmlns:cx6="http://schemas.microsoft.com/office/drawing/2016/5/12/chartex" xmlns:cx7="http://schemas.microsoft.com/office/drawing/2016/5/13/chartex" xmlns:cx8="http://schemas.microsoft.com/office/drawing/2016/5/14/chartex" xmlns:mc="http://schemas.openxmlformats.org/markup-compatibility/2006" xmlns:aink="http://schemas.microsoft.com/office/drawing/2016/ink" xmlns:am3d="http://schemas.microsoft.com/office/drawing/2017/model3d" xmlns:o="urn:schemas-microsoft-com:office:office" xmlns:oel="http://schemas.microsoft.com/office/2019/extlst" xmlns:r="http://schemas.openxmlformats.org/officeDocument/2006/relationships" xmlns:m="http://schemas.openxmlformats.org/officeDocument/2006/math" xmlns:v="urn:schemas-microsoft-com:vml" xmlns:wp14="http://schemas.microsoft.com/office/word/2010/wordprocessingDrawing" xmlns:wp="http://schemas.openxmlformats.org/drawingml/2006/wordprocessingDrawing" xmlns:w10="urn:schemas-microsoft-com:office:word" xmlns:w="http://schemas.openxmlformats.org/wordprocessingml/2006/main" xmlns:w14="http://schemas.microsoft.com/office/word/2010/wordml" xmlns:w15="http://schemas.microsoft.com/office/word/2012/wordml" xmlns:w16cei="http://schemas.microsoft.com/office/word/2026/wordml/cei" xmlns:w16cex="http://schemas.microsoft.com/office/word/2018/wordml/cex" xmlns:w16cid="http://schemas.microsoft.com/office/word/2016/wordml/cid" xmlns:w16="http://schemas.microsoft.com/office/word/2018/wordml" xmlns:w16du="http://schemas.microsoft.com/office/word/2023/wordml/word16du" xmlns:w16sdtdh="http://schemas.microsoft.com/office/word/2020/wordml/sdtdatahash" xmlns:w16sdtfl="http://schemas.microsoft.com/office/word/2024/wordml/sdtformatlock" xmlns:w16se="http://schemas.microsoft.com/office/word/2015/wordml/symex" xmlns:wpg="http://schemas.microsoft.com/office/word/2010/wordprocessingGroup" xmlns:wpi="http://schemas.microsoft.com/office/word/2010/wordprocessingInk" xmlns:wne="http://schemas.microsoft.com/office/word/2006/wordml" xmlns:wps="http://schemas.microsoft.com/office/word/2010/wordprocessingShape" mc:Ignorable="w14 w15 w16se w16cid w16 w16cex w16sdtdh w16sdtfl w16du wp14">
+<w:ftr xmlns:wpc="http://schemas.microsoft.com/office/word/2010/wordprocessingCanvas" xmlns:cx="http://schemas.microsoft.com/office/drawing/2014/chartex" xmlns:cx1="http://schemas.microsoft.com/office/drawing/2015/9/8/chartex" xmlns:cx2="http://schemas.microsoft.com/office/drawing/2015/10/21/chartex" xmlns:cx3="http://schemas.microsoft.com/office/drawing/2016/5/9/chartex" xmlns:cx4="http://schemas.microsoft.com/office/drawing/2016/5/10/chartex" xmlns:cx5="http://schemas.microsoft.com/office/drawing/2016/5/11/chartex" xmlns:cx6="http://schemas.microsoft.com/office/drawing/2016/5/12/chartex" xmlns:cx7="http://schemas.microsoft.com/office/drawing/2016/5/13/chartex" xmlns:cx8="http://schemas.microsoft.com/office/drawing/2016/5/14/chartex" xmlns:mc="http://schemas.openxmlformats.org/markup-compatibility/2006" xmlns:aink="http://schemas.microsoft.com/office/drawing/2016/ink" xmlns:am3d="http://schemas.microsoft.com/office/drawing/2017/model3d" xmlns:o="urn:schemas-microsoft-com:office:office" xmlns:oel="http://schemas.microsoft.com/office/2019/extlst" xmlns:r="http://schemas.openxmlformats.org/officeDocument/2006/relationships" xmlns:m="http://schemas.openxmlformats.org/officeDocument/2006/math" xmlns:v="urn:schemas-microsoft-com:vml" xmlns:wp14="http://schemas.microsoft.com/office/word/2010/wordprocessingDrawing" xmlns:wp="http://schemas.openxmlformats.org/drawingml/2006/wordprocessingDrawing" xmlns:w10="urn:schemas-microsoft-com:office:word" xmlns:w="http://schemas.openxmlformats.org/wordprocessingml/2006/main" xmlns:w14="http://schemas.microsoft.com/office/word/2010/wordml" xmlns:w15="http://schemas.microsoft.com/office/word/2012/wordml" xmlns:w16cex="http://schemas.microsoft.com/office/word/2018/wordml/cex" xmlns:w16cid="http://schemas.microsoft.com/office/word/2016/wordml/cid" xmlns:w16="http://schemas.microsoft.com/office/word/2018/wordml" xmlns:w16du="http://schemas.microsoft.com/office/word/2023/wordml/word16du" xmlns:w16sdtdh="http://schemas.microsoft.com/office/word/2020/wordml/sdtdatahash" xmlns:w16sdtfl="http://schemas.microsoft.com/office/word/2024/wordml/sdtformatlock" xmlns:w16se="http://schemas.microsoft.com/office/word/2015/wordml/symex" xmlns:wpg="http://schemas.microsoft.com/office/word/2010/wordprocessingGroup" xmlns:wpi="http://schemas.microsoft.com/office/word/2010/wordprocessingInk" xmlns:wne="http://schemas.microsoft.com/office/word/2006/wordml" xmlns:wps="http://schemas.microsoft.com/office/word/2010/wordprocessingShape" mc:Ignorable="w14 w15 w16se w16cid w16 w16cex w16sdtdh w16sdtfl w16du wp14">
   <w:sdt>
     <w:sdtPr>
       <w:id w:val="-314117847"/>
@@ -2176,7 +2829,7 @@
 </file>
 
 <file path=word/footnotes.xml><?xml version="1.0" encoding="utf-8"?>
-<w:footnotes xmlns:wpc="http://schemas.microsoft.com/office/word/2010/wordprocessingCanvas" xmlns:cx="http://schemas.microsoft.com/office/drawing/2014/chartex" xmlns:cx1="http://schemas.microsoft.com/office/drawing/2015/9/8/chartex" xmlns:cx2="http://schemas.microsoft.com/office/drawing/2015/10/21/chartex" xmlns:cx3="http://schemas.microsoft.com/office/drawing/2016/5/9/chartex" xmlns:cx4="http://schemas.microsoft.com/office/drawing/2016/5/10/chartex" xmlns:cx5="http://schemas.microsoft.com/office/drawing/2016/5/11/chartex" xmlns:cx6="http://schemas.microsoft.com/office/drawing/2016/5/12/chartex" xmlns:cx7="http://schemas.microsoft.com/office/drawing/2016/5/13/chartex" xmlns:cx8="http://schemas.microsoft.com/office/drawing/2016/5/14/chartex" xmlns:mc="http://schemas.openxmlformats.org/markup-compatibility/2006" xmlns:aink="http://schemas.microsoft.com/office/drawing/2016/ink" xmlns:am3d="http://schemas.microsoft.com/office/drawing/2017/model3d" xmlns:o="urn:schemas-microsoft-com:office:office" xmlns:oel="http://schemas.microsoft.com/office/2019/extlst" xmlns:r="http://schemas.openxmlformats.org/officeDocument/2006/relationships" xmlns:m="http://schemas.openxmlformats.org/officeDocument/2006/math" xmlns:v="urn:schemas-microsoft-com:vml" xmlns:wp14="http://schemas.microsoft.com/office/word/2010/wordprocessingDrawing" xmlns:wp="http://schemas.openxmlformats.org/drawingml/2006/wordprocessingDrawing" xmlns:w10="urn:schemas-microsoft-com:office:word" xmlns:w="http://schemas.openxmlformats.org/wordprocessingml/2006/main" xmlns:w14="http://schemas.microsoft.com/office/word/2010/wordml" xmlns:w15="http://schemas.microsoft.com/office/word/2012/wordml" xmlns:w16cei="http://schemas.microsoft.com/office/word/2026/wordml/cei" xmlns:w16cex="http://schemas.microsoft.com/office/word/2018/wordml/cex" xmlns:w16cid="http://schemas.microsoft.com/office/word/2016/wordml/cid" xmlns:w16="http://schemas.microsoft.com/office/word/2018/wordml" xmlns:w16du="http://schemas.microsoft.com/office/word/2023/wordml/word16du" xmlns:w16sdtdh="http://schemas.microsoft.com/office/word/2020/wordml/sdtdatahash" xmlns:w16sdtfl="http://schemas.microsoft.com/office/word/2024/wordml/sdtformatlock" xmlns:w16se="http://schemas.microsoft.com/office/word/2015/wordml/symex" xmlns:wpg="http://schemas.microsoft.com/office/word/2010/wordprocessingGroup" xmlns:wpi="http://schemas.microsoft.com/office/word/2010/wordprocessingInk" xmlns:wne="http://schemas.microsoft.com/office/word/2006/wordml" xmlns:wps="http://schemas.microsoft.com/office/word/2010/wordprocessingShape" mc:Ignorable="w14 w15 w16se w16cid w16 w16cex w16sdtdh w16sdtfl w16du wp14">
+<w:footnotes xmlns:wpc="http://schemas.microsoft.com/office/word/2010/wordprocessingCanvas" xmlns:cx="http://schemas.microsoft.com/office/drawing/2014/chartex" xmlns:cx1="http://schemas.microsoft.com/office/drawing/2015/9/8/chartex" xmlns:cx2="http://schemas.microsoft.com/office/drawing/2015/10/21/chartex" xmlns:cx3="http://schemas.microsoft.com/office/drawing/2016/5/9/chartex" xmlns:cx4="http://schemas.microsoft.com/office/drawing/2016/5/10/chartex" xmlns:cx5="http://schemas.microsoft.com/office/drawing/2016/5/11/chartex" xmlns:cx6="http://schemas.microsoft.com/office/drawing/2016/5/12/chartex" xmlns:cx7="http://schemas.microsoft.com/office/drawing/2016/5/13/chartex" xmlns:cx8="http://schemas.microsoft.com/office/drawing/2016/5/14/chartex" xmlns:mc="http://schemas.openxmlformats.org/markup-compatibility/2006" xmlns:aink="http://schemas.microsoft.com/office/drawing/2016/ink" xmlns:am3d="http://schemas.microsoft.com/office/drawing/2017/model3d" xmlns:o="urn:schemas-microsoft-com:office:office" xmlns:oel="http://schemas.microsoft.com/office/2019/extlst" xmlns:r="http://schemas.openxmlformats.org/officeDocument/2006/relationships" xmlns:m="http://schemas.openxmlformats.org/officeDocument/2006/math" xmlns:v="urn:schemas-microsoft-com:vml" xmlns:wp14="http://schemas.microsoft.com/office/word/2010/wordprocessingDrawing" xmlns:wp="http://schemas.openxmlformats.org/drawingml/2006/wordprocessingDrawing" xmlns:w10="urn:schemas-microsoft-com:office:word" xmlns:w="http://schemas.openxmlformats.org/wordprocessingml/2006/main" xmlns:w14="http://schemas.microsoft.com/office/word/2010/wordml" xmlns:w15="http://schemas.microsoft.com/office/word/2012/wordml" xmlns:w16cex="http://schemas.microsoft.com/office/word/2018/wordml/cex" xmlns:w16cid="http://schemas.microsoft.com/office/word/2016/wordml/cid" xmlns:w16="http://schemas.microsoft.com/office/word/2018/wordml" xmlns:w16du="http://schemas.microsoft.com/office/word/2023/wordml/word16du" xmlns:w16sdtdh="http://schemas.microsoft.com/office/word/2020/wordml/sdtdatahash" xmlns:w16sdtfl="http://schemas.microsoft.com/office/word/2024/wordml/sdtformatlock" xmlns:w16se="http://schemas.microsoft.com/office/word/2015/wordml/symex" xmlns:wpg="http://schemas.microsoft.com/office/word/2010/wordprocessingGroup" xmlns:wpi="http://schemas.microsoft.com/office/word/2010/wordprocessingInk" xmlns:wne="http://schemas.microsoft.com/office/word/2006/wordml" xmlns:wps="http://schemas.microsoft.com/office/word/2010/wordprocessingShape" mc:Ignorable="w14 w15 w16se w16cid w16 w16cex w16sdtdh w16sdtfl w16du wp14">
   <w:footnote w:type="separator" w:id="-1">
     <w:p>
       <w:pPr>
@@ -2201,7 +2854,7 @@
 </file>
 
 <file path=word/numbering.xml><?xml version="1.0" encoding="utf-8"?>
-<w:numbering xmlns:wpc="http://schemas.microsoft.com/office/word/2010/wordprocessingCanvas" xmlns:cx="http://schemas.microsoft.com/office/drawing/2014/chartex" xmlns:cx1="http://schemas.microsoft.com/office/drawing/2015/9/8/chartex" xmlns:cx2="http://schemas.microsoft.com/office/drawing/2015/10/21/chartex" xmlns:cx3="http://schemas.microsoft.com/office/drawing/2016/5/9/chartex" xmlns:cx4="http://schemas.microsoft.com/office/drawing/2016/5/10/chartex" xmlns:cx5="http://schemas.microsoft.com/office/drawing/2016/5/11/chartex" xmlns:cx6="http://schemas.microsoft.com/office/drawing/2016/5/12/chartex" xmlns:cx7="http://schemas.microsoft.com/office/drawing/2016/5/13/chartex" xmlns:cx8="http://schemas.microsoft.com/office/drawing/2016/5/14/chartex" xmlns:mc="http://schemas.openxmlformats.org/markup-compatibility/2006" xmlns:aink="http://schemas.microsoft.com/office/drawing/2016/ink" xmlns:am3d="http://schemas.microsoft.com/office/drawing/2017/model3d" xmlns:o="urn:schemas-microsoft-com:office:office" xmlns:oel="http://schemas.microsoft.com/office/2019/extlst" xmlns:r="http://schemas.openxmlformats.org/officeDocument/2006/relationships" xmlns:m="http://schemas.openxmlformats.org/officeDocument/2006/math" xmlns:v="urn:schemas-microsoft-com:vml" xmlns:wp14="http://schemas.microsoft.com/office/word/2010/wordprocessingDrawing" xmlns:wp="http://schemas.openxmlformats.org/drawingml/2006/wordprocessingDrawing" xmlns:w10="urn:schemas-microsoft-com:office:word" xmlns:w="http://schemas.openxmlformats.org/wordprocessingml/2006/main" xmlns:w14="http://schemas.microsoft.com/office/word/2010/wordml" xmlns:w15="http://schemas.microsoft.com/office/word/2012/wordml" xmlns:w16cei="http://schemas.microsoft.com/office/word/2026/wordml/cei" xmlns:w16cex="http://schemas.microsoft.com/office/word/2018/wordml/cex" xmlns:w16cid="http://schemas.microsoft.com/office/word/2016/wordml/cid" xmlns:w16="http://schemas.microsoft.com/office/word/2018/wordml" xmlns:w16du="http://schemas.microsoft.com/office/word/2023/wordml/word16du" xmlns:w16sdtdh="http://schemas.microsoft.com/office/word/2020/wordml/sdtdatahash" xmlns:w16sdtfl="http://schemas.microsoft.com/office/word/2024/wordml/sdtformatlock" xmlns:w16se="http://schemas.microsoft.com/office/word/2015/wordml/symex" xmlns:wpg="http://schemas.microsoft.com/office/word/2010/wordprocessingGroup" xmlns:wpi="http://schemas.microsoft.com/office/word/2010/wordprocessingInk" xmlns:wne="http://schemas.microsoft.com/office/word/2006/wordml" xmlns:wps="http://schemas.microsoft.com/office/word/2010/wordprocessingShape" mc:Ignorable="w14 w15 w16se w16cid w16 w16cex w16sdtdh w16sdtfl w16du wp14">
+<w:numbering xmlns:wpc="http://schemas.microsoft.com/office/word/2010/wordprocessingCanvas" xmlns:cx="http://schemas.microsoft.com/office/drawing/2014/chartex" xmlns:cx1="http://schemas.microsoft.com/office/drawing/2015/9/8/chartex" xmlns:cx2="http://schemas.microsoft.com/office/drawing/2015/10/21/chartex" xmlns:cx3="http://schemas.microsoft.com/office/drawing/2016/5/9/chartex" xmlns:cx4="http://schemas.microsoft.com/office/drawing/2016/5/10/chartex" xmlns:cx5="http://schemas.microsoft.com/office/drawing/2016/5/11/chartex" xmlns:cx6="http://schemas.microsoft.com/office/drawing/2016/5/12/chartex" xmlns:cx7="http://schemas.microsoft.com/office/drawing/2016/5/13/chartex" xmlns:cx8="http://schemas.microsoft.com/office/drawing/2016/5/14/chartex" xmlns:mc="http://schemas.openxmlformats.org/markup-compatibility/2006" xmlns:aink="http://schemas.microsoft.com/office/drawing/2016/ink" xmlns:am3d="http://schemas.microsoft.com/office/drawing/2017/model3d" xmlns:o="urn:schemas-microsoft-com:office:office" xmlns:oel="http://schemas.microsoft.com/office/2019/extlst" xmlns:r="http://schemas.openxmlformats.org/officeDocument/2006/relationships" xmlns:m="http://schemas.openxmlformats.org/officeDocument/2006/math" xmlns:v="urn:schemas-microsoft-com:vml" xmlns:wp14="http://schemas.microsoft.com/office/word/2010/wordprocessingDrawing" xmlns:wp="http://schemas.openxmlformats.org/drawingml/2006/wordprocessingDrawing" xmlns:w10="urn:schemas-microsoft-com:office:word" xmlns:w="http://schemas.openxmlformats.org/wordprocessingml/2006/main" xmlns:w14="http://schemas.microsoft.com/office/word/2010/wordml" xmlns:w15="http://schemas.microsoft.com/office/word/2012/wordml" xmlns:w16cex="http://schemas.microsoft.com/office/word/2018/wordml/cex" xmlns:w16cid="http://schemas.microsoft.com/office/word/2016/wordml/cid" xmlns:w16="http://schemas.microsoft.com/office/word/2018/wordml" xmlns:w16du="http://schemas.microsoft.com/office/word/2023/wordml/word16du" xmlns:w16sdtdh="http://schemas.microsoft.com/office/word/2020/wordml/sdtdatahash" xmlns:w16sdtfl="http://schemas.microsoft.com/office/word/2024/wordml/sdtformatlock" xmlns:w16se="http://schemas.microsoft.com/office/word/2015/wordml/symex" xmlns:wpg="http://schemas.microsoft.com/office/word/2010/wordprocessingGroup" xmlns:wpi="http://schemas.microsoft.com/office/word/2010/wordprocessingInk" xmlns:wne="http://schemas.microsoft.com/office/word/2006/wordml" xmlns:wps="http://schemas.microsoft.com/office/word/2010/wordprocessingShape" mc:Ignorable="w14 w15 w16se w16cid w16 w16cex w16sdtdh w16sdtfl w16du wp14">
   <w:abstractNum w:abstractNumId="0" w15:restartNumberingAfterBreak="0">
     <w:nsid w:val="061A4BCF"/>
     <w:multiLevelType w:val="hybridMultilevel"/>
